--- a/files/BrachtCV_8.14.2026.docx
+++ b/files/BrachtCV_8.14.2026.docx
@@ -583,15 +583,39 @@
           <w:sz w:val="22"/>
           <w:szCs w:val="22"/>
         </w:rPr>
-        <w:t>, and coding</w:t>
-      </w:r>
-      <w:r>
-        <w:rPr>
-          <w:rFonts w:ascii="Times New Roman" w:hAnsi="Times New Roman" w:cs="Times New Roman"/>
-          <w:sz w:val="22"/>
-          <w:szCs w:val="22"/>
-        </w:rPr>
-        <w:t xml:space="preserve"> quantitative and qualitative data, writing </w:t>
+        <w:t>, coding</w:t>
+      </w:r>
+      <w:r>
+        <w:rPr>
+          <w:rFonts w:ascii="Times New Roman" w:hAnsi="Times New Roman" w:cs="Times New Roman"/>
+          <w:sz w:val="22"/>
+          <w:szCs w:val="22"/>
+        </w:rPr>
+        <w:t>, and presenting</w:t>
+      </w:r>
+      <w:r>
+        <w:rPr>
+          <w:rFonts w:ascii="Times New Roman" w:hAnsi="Times New Roman" w:cs="Times New Roman"/>
+          <w:sz w:val="22"/>
+          <w:szCs w:val="22"/>
+        </w:rPr>
+        <w:t xml:space="preserve"> quantitative and qualitative data, </w:t>
+      </w:r>
+      <w:r>
+        <w:rPr>
+          <w:rFonts w:ascii="Times New Roman" w:hAnsi="Times New Roman" w:cs="Times New Roman"/>
+          <w:sz w:val="22"/>
+          <w:szCs w:val="22"/>
+        </w:rPr>
+        <w:t>writing up</w:t>
+      </w:r>
+      <w:r>
+        <w:rPr>
+          <w:rFonts w:ascii="Times New Roman" w:hAnsi="Times New Roman" w:cs="Times New Roman"/>
+          <w:sz w:val="22"/>
+          <w:szCs w:val="22"/>
+        </w:rPr>
+        <w:t xml:space="preserve"> </w:t>
       </w:r>
       <w:r>
         <w:rPr>
@@ -662,7 +686,15 @@
           <w:sz w:val="22"/>
           <w:szCs w:val="22"/>
         </w:rPr>
-        <w:t xml:space="preserve"> across all studies and lines of work</w:t>
+        <w:t xml:space="preserve"> across all lines of work</w:t>
+      </w:r>
+      <w:r>
+        <w:rPr>
+          <w:rFonts w:ascii="Times New Roman" w:hAnsi="Times New Roman" w:cs="Times New Roman"/>
+          <w:sz w:val="22"/>
+          <w:szCs w:val="22"/>
+        </w:rPr>
+        <w:t xml:space="preserve"> in the lab</w:t>
       </w:r>
     </w:p>
     <w:p>
@@ -819,79 +851,15 @@
           <w:sz w:val="22"/>
           <w:szCs w:val="22"/>
         </w:rPr>
-        <w:t xml:space="preserve">s, and lab meeting, while </w:t>
-      </w:r>
-      <w:r>
-        <w:rPr>
-          <w:rFonts w:ascii="Times New Roman" w:hAnsi="Times New Roman" w:cs="Times New Roman"/>
-          <w:sz w:val="22"/>
-          <w:szCs w:val="22"/>
-        </w:rPr>
-        <w:t>fostering community a</w:t>
-      </w:r>
-      <w:r>
-        <w:rPr>
-          <w:rFonts w:ascii="Times New Roman" w:hAnsi="Times New Roman" w:cs="Times New Roman"/>
-          <w:sz w:val="22"/>
-          <w:szCs w:val="22"/>
-        </w:rPr>
-        <w:t>mong</w:t>
-      </w:r>
-      <w:r>
-        <w:rPr>
-          <w:rFonts w:ascii="Times New Roman" w:hAnsi="Times New Roman" w:cs="Times New Roman"/>
-          <w:sz w:val="22"/>
-          <w:szCs w:val="22"/>
-        </w:rPr>
-        <w:t xml:space="preserve"> interns</w:t>
-      </w:r>
-      <w:r>
-        <w:rPr>
-          <w:rFonts w:ascii="Times New Roman" w:hAnsi="Times New Roman" w:cs="Times New Roman"/>
-          <w:sz w:val="22"/>
-          <w:szCs w:val="22"/>
-        </w:rPr>
-        <w:t xml:space="preserve"> </w:t>
-      </w:r>
-      <w:r>
-        <w:rPr>
-          <w:rFonts w:ascii="Times New Roman" w:hAnsi="Times New Roman" w:cs="Times New Roman"/>
-          <w:sz w:val="22"/>
-          <w:szCs w:val="22"/>
-        </w:rPr>
-        <w:t>and ascertain</w:t>
-      </w:r>
-      <w:r>
-        <w:rPr>
-          <w:rFonts w:ascii="Times New Roman" w:hAnsi="Times New Roman" w:cs="Times New Roman"/>
-          <w:sz w:val="22"/>
-          <w:szCs w:val="22"/>
-        </w:rPr>
-        <w:t>ing</w:t>
-      </w:r>
-      <w:r>
-        <w:rPr>
-          <w:rFonts w:ascii="Times New Roman" w:hAnsi="Times New Roman" w:cs="Times New Roman"/>
-          <w:sz w:val="22"/>
-          <w:szCs w:val="22"/>
-        </w:rPr>
-        <w:t xml:space="preserve"> and implement</w:t>
-      </w:r>
-      <w:r>
-        <w:rPr>
-          <w:rFonts w:ascii="Times New Roman" w:hAnsi="Times New Roman" w:cs="Times New Roman"/>
-          <w:sz w:val="22"/>
-          <w:szCs w:val="22"/>
-        </w:rPr>
-        <w:t>ing</w:t>
-      </w:r>
-      <w:r>
-        <w:rPr>
-          <w:rFonts w:ascii="Times New Roman" w:hAnsi="Times New Roman" w:cs="Times New Roman"/>
-          <w:sz w:val="22"/>
-          <w:szCs w:val="22"/>
-        </w:rPr>
-        <w:t xml:space="preserve"> feedback on an individual and lab-wide level</w:t>
+        <w:t>s, and lab meeting</w:t>
+      </w:r>
+      <w:r>
+        <w:rPr>
+          <w:rFonts w:ascii="Times New Roman" w:hAnsi="Times New Roman" w:cs="Times New Roman"/>
+          <w:sz w:val="22"/>
+          <w:szCs w:val="22"/>
+        </w:rPr>
+        <w:t>s</w:t>
       </w:r>
     </w:p>
     <w:p>
@@ -914,7 +882,63 @@
           <w:sz w:val="22"/>
           <w:szCs w:val="22"/>
         </w:rPr>
-        <w:t>Lead lab meetings, journal clubs, professional development seminars, and skill-building workshops</w:t>
+        <w:t>F</w:t>
+      </w:r>
+      <w:r>
+        <w:rPr>
+          <w:rFonts w:ascii="Times New Roman" w:hAnsi="Times New Roman" w:cs="Times New Roman"/>
+          <w:sz w:val="22"/>
+          <w:szCs w:val="22"/>
+        </w:rPr>
+        <w:t xml:space="preserve">oster community </w:t>
+      </w:r>
+      <w:r>
+        <w:rPr>
+          <w:rFonts w:ascii="Times New Roman" w:hAnsi="Times New Roman" w:cs="Times New Roman"/>
+          <w:sz w:val="22"/>
+          <w:szCs w:val="22"/>
+        </w:rPr>
+        <w:t>while</w:t>
+      </w:r>
+      <w:r>
+        <w:rPr>
+          <w:rFonts w:ascii="Times New Roman" w:hAnsi="Times New Roman" w:cs="Times New Roman"/>
+          <w:sz w:val="22"/>
+          <w:szCs w:val="22"/>
+        </w:rPr>
+        <w:t xml:space="preserve"> ascertain</w:t>
+      </w:r>
+      <w:r>
+        <w:rPr>
+          <w:rFonts w:ascii="Times New Roman" w:hAnsi="Times New Roman" w:cs="Times New Roman"/>
+          <w:sz w:val="22"/>
+          <w:szCs w:val="22"/>
+        </w:rPr>
+        <w:t>ing</w:t>
+      </w:r>
+      <w:r>
+        <w:rPr>
+          <w:rFonts w:ascii="Times New Roman" w:hAnsi="Times New Roman" w:cs="Times New Roman"/>
+          <w:sz w:val="22"/>
+          <w:szCs w:val="22"/>
+        </w:rPr>
+        <w:t xml:space="preserve"> and implement</w:t>
+      </w:r>
+      <w:r>
+        <w:rPr>
+          <w:rFonts w:ascii="Times New Roman" w:hAnsi="Times New Roman" w:cs="Times New Roman"/>
+          <w:sz w:val="22"/>
+          <w:szCs w:val="22"/>
+        </w:rPr>
+        <w:t>ing</w:t>
+      </w:r>
+      <w:r>
+        <w:rPr>
+          <w:rFonts w:ascii="Times New Roman" w:hAnsi="Times New Roman" w:cs="Times New Roman"/>
+          <w:sz w:val="22"/>
+          <w:szCs w:val="22"/>
+        </w:rPr>
+        <w:t xml:space="preserve"> feedback on an individual and lab-wide level</w:t>
       </w:r>
     </w:p>
     <w:p>
@@ -937,7 +961,39 @@
           <w:sz w:val="22"/>
           <w:szCs w:val="22"/>
         </w:rPr>
-        <w:t>Mentor and run small team of RAs while b</w:t>
+        <w:t xml:space="preserve">Mentor and </w:t>
+      </w:r>
+      <w:r>
+        <w:rPr>
+          <w:rFonts w:ascii="Times New Roman" w:hAnsi="Times New Roman" w:cs="Times New Roman"/>
+          <w:sz w:val="22"/>
+          <w:szCs w:val="22"/>
+        </w:rPr>
+        <w:t>lead</w:t>
+      </w:r>
+      <w:r>
+        <w:rPr>
+          <w:rFonts w:ascii="Times New Roman" w:hAnsi="Times New Roman" w:cs="Times New Roman"/>
+          <w:sz w:val="22"/>
+          <w:szCs w:val="22"/>
+        </w:rPr>
+        <w:t xml:space="preserve"> small</w:t>
+      </w:r>
+      <w:r>
+        <w:rPr>
+          <w:rFonts w:ascii="Times New Roman" w:hAnsi="Times New Roman" w:cs="Times New Roman"/>
+          <w:sz w:val="22"/>
+          <w:szCs w:val="22"/>
+        </w:rPr>
+        <w:t>er</w:t>
+      </w:r>
+      <w:r>
+        <w:rPr>
+          <w:rFonts w:ascii="Times New Roman" w:hAnsi="Times New Roman" w:cs="Times New Roman"/>
+          <w:sz w:val="22"/>
+          <w:szCs w:val="22"/>
+        </w:rPr>
+        <w:t xml:space="preserve"> team while b</w:t>
       </w:r>
       <w:r>
         <w:rPr>
@@ -953,7 +1009,23 @@
           <w:sz w:val="22"/>
           <w:szCs w:val="22"/>
         </w:rPr>
-        <w:t>supporting all undergraduate RAs</w:t>
+        <w:t xml:space="preserve">supporting all </w:t>
+      </w:r>
+      <w:r>
+        <w:rPr>
+          <w:rFonts w:ascii="Times New Roman" w:hAnsi="Times New Roman" w:cs="Times New Roman"/>
+          <w:sz w:val="22"/>
+          <w:szCs w:val="22"/>
+        </w:rPr>
+        <w:t xml:space="preserve">undergraduate </w:t>
+      </w:r>
+      <w:r>
+        <w:rPr>
+          <w:rFonts w:ascii="Times New Roman" w:hAnsi="Times New Roman" w:cs="Times New Roman"/>
+          <w:sz w:val="22"/>
+          <w:szCs w:val="22"/>
+        </w:rPr>
+        <w:t>RAs</w:t>
       </w:r>
     </w:p>
     <w:p>
@@ -2038,27 +2110,7 @@
           <w:szCs w:val="22"/>
           <w:shd w:val="clear" w:color="auto" w:fill="FFFFFF"/>
         </w:rPr>
-        <w:t xml:space="preserve">” taught by Dr. Catherine </w:t>
-      </w:r>
-      <w:proofErr w:type="spellStart"/>
-      <w:r>
-        <w:rPr>
-          <w:rFonts w:ascii="Times New Roman" w:hAnsi="Times New Roman" w:cs="Times New Roman"/>
-          <w:sz w:val="22"/>
-          <w:szCs w:val="22"/>
-          <w:shd w:val="clear" w:color="auto" w:fill="FFFFFF"/>
-        </w:rPr>
-        <w:t>Berheide</w:t>
-      </w:r>
-      <w:proofErr w:type="spellEnd"/>
-      <w:r>
-        <w:rPr>
-          <w:rFonts w:ascii="Times New Roman" w:hAnsi="Times New Roman" w:cs="Times New Roman"/>
-          <w:sz w:val="22"/>
-          <w:szCs w:val="22"/>
-          <w:shd w:val="clear" w:color="auto" w:fill="FFFFFF"/>
-        </w:rPr>
-        <w:t xml:space="preserve"> and “Ideal Worlds” taught by Dr. Mao Chen </w:t>
+        <w:t xml:space="preserve">” taught by Dr. Catherine Berheide and “Ideal Worlds” taught by Dr. Mao Chen </w:t>
       </w:r>
     </w:p>
     <w:p>
@@ -4249,25 +4301,7 @@
           <w:sz w:val="22"/>
           <w:szCs w:val="22"/>
         </w:rPr>
-        <w:t xml:space="preserve"> Blumberg, S., </w:t>
-      </w:r>
-      <w:proofErr w:type="spellStart"/>
-      <w:r>
-        <w:rPr>
-          <w:rFonts w:ascii="Times New Roman" w:hAnsi="Times New Roman" w:cs="Times New Roman"/>
-          <w:sz w:val="22"/>
-          <w:szCs w:val="22"/>
-        </w:rPr>
-        <w:t>Zettersten</w:t>
-      </w:r>
-      <w:proofErr w:type="spellEnd"/>
-      <w:r>
-        <w:rPr>
-          <w:rFonts w:ascii="Times New Roman" w:hAnsi="Times New Roman" w:cs="Times New Roman"/>
-          <w:sz w:val="22"/>
-          <w:szCs w:val="22"/>
-        </w:rPr>
-        <w:t xml:space="preserve">, M., Benitiez, V., &amp; </w:t>
+        <w:t xml:space="preserve"> Blumberg, S., Zettersten, M., Benitiez, V., &amp; </w:t>
       </w:r>
       <w:r>
         <w:rPr>
@@ -4554,7 +4588,6 @@
         </w:rPr>
         <w:tab/>
       </w:r>
-      <w:proofErr w:type="gramStart"/>
       <w:r>
         <w:rPr>
           <w:rFonts w:ascii="Times New Roman" w:eastAsia="Times New Roman" w:hAnsi="Times New Roman" w:cs="Times New Roman"/>
@@ -4571,14 +4604,6 @@
           <w:szCs w:val="22"/>
         </w:rPr>
         <w:tab/>
-      </w:r>
-      <w:proofErr w:type="gramEnd"/>
-      <w:r>
-        <w:rPr>
-          <w:rFonts w:ascii="Times New Roman" w:eastAsia="Times New Roman" w:hAnsi="Times New Roman" w:cs="Times New Roman"/>
-          <w:sz w:val="22"/>
-          <w:szCs w:val="22"/>
-        </w:rPr>
         <w:t xml:space="preserve">     </w:t>
       </w:r>
       <w:r>
@@ -4832,50 +4857,317 @@
     </w:p>
     <w:p>
       <w:pPr>
-        <w:rPr>
-          <w:rFonts w:ascii="Times New Roman" w:eastAsia="Times New Roman" w:hAnsi="Times New Roman" w:cs="Times New Roman"/>
+        <w:pStyle w:val="p1"/>
+        <w:rPr>
+          <w:rFonts w:ascii="Times New Roman" w:hAnsi="Times New Roman"/>
+        </w:rPr>
+      </w:pPr>
+      <w:r>
+        <w:rPr>
+          <w:rFonts w:ascii="Times New Roman" w:hAnsi="Times New Roman"/>
           <w:b/>
           <w:bCs/>
           <w:sz w:val="22"/>
           <w:szCs w:val="22"/>
         </w:rPr>
-      </w:pPr>
-      <w:r>
+        <w:t xml:space="preserve">Undergraduate Mentees: </w:t>
+      </w:r>
+      <w:r>
+        <w:rPr>
+          <w:rFonts w:ascii="Times New Roman" w:hAnsi="Times New Roman"/>
+        </w:rPr>
+        <w:t>*</w:t>
+      </w:r>
+      <w:r>
+        <w:rPr>
+          <w:rFonts w:ascii="Times New Roman" w:hAnsi="Times New Roman"/>
+          <w:i/>
+          <w:iCs/>
+        </w:rPr>
+        <w:t>thesis student</w:t>
+      </w:r>
+      <w:r>
+        <w:rPr>
+          <w:rFonts w:ascii="Times New Roman" w:hAnsi="Times New Roman"/>
+        </w:rPr>
+        <w:t>, ^</w:t>
+      </w:r>
+      <w:r>
+        <w:rPr>
+          <w:rFonts w:ascii="Times New Roman" w:hAnsi="Times New Roman"/>
+          <w:i/>
+          <w:iCs/>
+        </w:rPr>
+        <w:t>full time</w:t>
+      </w:r>
+      <w:r>
+        <w:rPr>
+          <w:rFonts w:ascii="Times New Roman" w:hAnsi="Times New Roman"/>
+          <w:i/>
+          <w:iCs/>
+        </w:rPr>
+        <w:t xml:space="preserve"> </w:t>
+      </w:r>
+      <w:r>
+        <w:rPr>
+          <w:rFonts w:ascii="Times New Roman" w:hAnsi="Times New Roman"/>
+          <w:i/>
+          <w:iCs/>
+        </w:rPr>
+        <w:t>(40 hrs/wk)</w:t>
+      </w:r>
+      <w:r>
+        <w:rPr>
+          <w:rFonts w:ascii="Times New Roman" w:hAnsi="Times New Roman"/>
+          <w:i/>
+          <w:iCs/>
+        </w:rPr>
+        <w:t xml:space="preserve"> research assistant</w:t>
+      </w:r>
+    </w:p>
+    <w:p>
+      <w:pPr>
+        <w:ind w:left="720"/>
+        <w:rPr>
+          <w:rFonts w:ascii="Times New Roman" w:eastAsia="Times New Roman" w:hAnsi="Times New Roman" w:cs="Times New Roman"/>
+          <w:sz w:val="21"/>
+          <w:szCs w:val="21"/>
+        </w:rPr>
+      </w:pPr>
+      <w:r>
+        <w:rPr>
+          <w:rFonts w:ascii="Times New Roman" w:eastAsia="Times New Roman" w:hAnsi="Times New Roman" w:cs="Times New Roman"/>
+          <w:sz w:val="21"/>
+          <w:szCs w:val="21"/>
+        </w:rPr>
+        <w:t>^</w:t>
+      </w:r>
+      <w:r>
+        <w:rPr>
+          <w:rFonts w:ascii="Times New Roman" w:eastAsia="Times New Roman" w:hAnsi="Times New Roman" w:cs="Times New Roman"/>
+          <w:sz w:val="21"/>
+          <w:szCs w:val="21"/>
+        </w:rPr>
+        <w:t>Sage Levy</w:t>
+      </w:r>
+      <w:r>
+        <w:rPr>
+          <w:rFonts w:ascii="Times New Roman" w:eastAsia="Times New Roman" w:hAnsi="Times New Roman" w:cs="Times New Roman"/>
+          <w:sz w:val="21"/>
+          <w:szCs w:val="21"/>
+        </w:rPr>
+        <w:t xml:space="preserve"> (Wellesley ’27)</w:t>
+      </w:r>
+      <w:r>
+        <w:rPr>
+          <w:rFonts w:ascii="Times New Roman" w:eastAsia="Times New Roman" w:hAnsi="Times New Roman" w:cs="Times New Roman"/>
+          <w:sz w:val="21"/>
+          <w:szCs w:val="21"/>
+        </w:rPr>
+        <w:t xml:space="preserve">, </w:t>
+      </w:r>
+      <w:r>
+        <w:rPr>
+          <w:rFonts w:ascii="Times New Roman" w:eastAsia="Times New Roman" w:hAnsi="Times New Roman" w:cs="Times New Roman"/>
+          <w:sz w:val="21"/>
+          <w:szCs w:val="21"/>
+        </w:rPr>
+        <w:t>^</w:t>
+      </w:r>
+      <w:r>
+        <w:rPr>
+          <w:rFonts w:ascii="Times New Roman" w:eastAsia="Times New Roman" w:hAnsi="Times New Roman" w:cs="Times New Roman"/>
+          <w:sz w:val="21"/>
+          <w:szCs w:val="21"/>
+        </w:rPr>
+        <w:t>Millie Lambert</w:t>
+      </w:r>
+      <w:r>
+        <w:rPr>
+          <w:rFonts w:ascii="Times New Roman" w:eastAsia="Times New Roman" w:hAnsi="Times New Roman" w:cs="Times New Roman"/>
+          <w:sz w:val="21"/>
+          <w:szCs w:val="21"/>
+        </w:rPr>
+        <w:t xml:space="preserve"> (University of Bath ’27)</w:t>
+      </w:r>
+      <w:r>
+        <w:rPr>
+          <w:rFonts w:ascii="Times New Roman" w:eastAsia="Times New Roman" w:hAnsi="Times New Roman" w:cs="Times New Roman"/>
+          <w:sz w:val="21"/>
+          <w:szCs w:val="21"/>
+        </w:rPr>
+        <w:t>, Sophia Stanton</w:t>
+      </w:r>
+      <w:r>
+        <w:rPr>
+          <w:rFonts w:ascii="Times New Roman" w:eastAsia="Times New Roman" w:hAnsi="Times New Roman" w:cs="Times New Roman"/>
+          <w:sz w:val="21"/>
+          <w:szCs w:val="21"/>
+        </w:rPr>
+        <w:t xml:space="preserve"> (Boston College ’26)</w:t>
+      </w:r>
+      <w:r>
+        <w:rPr>
+          <w:rFonts w:ascii="Times New Roman" w:eastAsia="Times New Roman" w:hAnsi="Times New Roman" w:cs="Times New Roman"/>
+          <w:sz w:val="21"/>
+          <w:szCs w:val="21"/>
+        </w:rPr>
+        <w:t xml:space="preserve">, </w:t>
+      </w:r>
+      <w:r>
+        <w:rPr>
+          <w:rFonts w:ascii="Times New Roman" w:eastAsia="Times New Roman" w:hAnsi="Times New Roman" w:cs="Times New Roman"/>
+          <w:sz w:val="21"/>
+          <w:szCs w:val="21"/>
+        </w:rPr>
+        <w:t>*</w:t>
+      </w:r>
+      <w:r>
+        <w:rPr>
+          <w:rFonts w:ascii="Times New Roman" w:eastAsia="Times New Roman" w:hAnsi="Times New Roman" w:cs="Times New Roman"/>
+          <w:sz w:val="21"/>
+          <w:szCs w:val="21"/>
+        </w:rPr>
+        <w:t>Eddie Yang</w:t>
+      </w:r>
+      <w:r>
+        <w:rPr>
+          <w:rFonts w:ascii="Times New Roman" w:eastAsia="Times New Roman" w:hAnsi="Times New Roman" w:cs="Times New Roman"/>
+          <w:sz w:val="21"/>
+          <w:szCs w:val="21"/>
+        </w:rPr>
+        <w:t xml:space="preserve"> (Boston College ’28)</w:t>
+      </w:r>
+      <w:r>
+        <w:rPr>
+          <w:rFonts w:ascii="Times New Roman" w:eastAsia="Times New Roman" w:hAnsi="Times New Roman" w:cs="Times New Roman"/>
+          <w:sz w:val="21"/>
+          <w:szCs w:val="21"/>
+        </w:rPr>
+        <w:t xml:space="preserve">, </w:t>
+      </w:r>
+      <w:r>
+        <w:rPr>
+          <w:rFonts w:ascii="Times New Roman" w:eastAsia="Times New Roman" w:hAnsi="Times New Roman" w:cs="Times New Roman"/>
+          <w:sz w:val="21"/>
+          <w:szCs w:val="21"/>
+        </w:rPr>
+        <w:t>^</w:t>
+      </w:r>
+      <w:r>
+        <w:rPr>
+          <w:rFonts w:ascii="Times New Roman" w:eastAsia="Times New Roman" w:hAnsi="Times New Roman" w:cs="Times New Roman"/>
+          <w:sz w:val="21"/>
+          <w:szCs w:val="21"/>
+        </w:rPr>
+        <w:t>Kayla Philip</w:t>
+      </w:r>
+      <w:r>
+        <w:rPr>
+          <w:rFonts w:ascii="Times New Roman" w:eastAsia="Times New Roman" w:hAnsi="Times New Roman" w:cs="Times New Roman"/>
+          <w:sz w:val="21"/>
+          <w:szCs w:val="21"/>
+        </w:rPr>
+        <w:t xml:space="preserve"> (Wellesley ’27)</w:t>
+      </w:r>
+      <w:r>
+        <w:rPr>
+          <w:rFonts w:ascii="Times New Roman" w:eastAsia="Times New Roman" w:hAnsi="Times New Roman" w:cs="Times New Roman"/>
+          <w:sz w:val="21"/>
+          <w:szCs w:val="21"/>
+        </w:rPr>
+        <w:t xml:space="preserve">, </w:t>
+      </w:r>
+      <w:r>
+        <w:rPr>
+          <w:rFonts w:ascii="Times New Roman" w:eastAsia="Times New Roman" w:hAnsi="Times New Roman" w:cs="Times New Roman"/>
+          <w:sz w:val="21"/>
+          <w:szCs w:val="21"/>
+        </w:rPr>
+        <w:t>^</w:t>
+      </w:r>
+      <w:r>
+        <w:rPr>
+          <w:rFonts w:ascii="Times New Roman" w:eastAsia="Times New Roman" w:hAnsi="Times New Roman" w:cs="Times New Roman"/>
+          <w:sz w:val="21"/>
+          <w:szCs w:val="21"/>
+        </w:rPr>
+        <w:t>Sarah Babitz</w:t>
+      </w:r>
+      <w:r>
+        <w:rPr>
+          <w:rFonts w:ascii="Times New Roman" w:eastAsia="Times New Roman" w:hAnsi="Times New Roman" w:cs="Times New Roman"/>
+          <w:sz w:val="21"/>
+          <w:szCs w:val="21"/>
+        </w:rPr>
+        <w:t xml:space="preserve"> (Wellesley ’27)</w:t>
+      </w:r>
+      <w:r>
+        <w:rPr>
+          <w:rFonts w:ascii="Times New Roman" w:eastAsia="Times New Roman" w:hAnsi="Times New Roman" w:cs="Times New Roman"/>
+          <w:sz w:val="21"/>
+          <w:szCs w:val="21"/>
+        </w:rPr>
+        <w:t xml:space="preserve">, </w:t>
+      </w:r>
+      <w:r>
+        <w:rPr>
+          <w:rFonts w:ascii="Times New Roman" w:eastAsia="Times New Roman" w:hAnsi="Times New Roman" w:cs="Times New Roman"/>
+          <w:sz w:val="21"/>
+          <w:szCs w:val="21"/>
+        </w:rPr>
+        <w:t>*</w:t>
+      </w:r>
+      <w:r>
+        <w:rPr>
+          <w:rFonts w:ascii="Times New Roman" w:eastAsia="Times New Roman" w:hAnsi="Times New Roman" w:cs="Times New Roman"/>
+          <w:sz w:val="21"/>
+          <w:szCs w:val="21"/>
+        </w:rPr>
+        <w:t>Giana Kim</w:t>
+      </w:r>
+      <w:r>
+        <w:rPr>
+          <w:rFonts w:ascii="Times New Roman" w:eastAsia="Times New Roman" w:hAnsi="Times New Roman" w:cs="Times New Roman"/>
+          <w:sz w:val="21"/>
+          <w:szCs w:val="21"/>
+        </w:rPr>
+        <w:t xml:space="preserve"> (Boston College ’28), Teal Swanson (Boston College ’30), Chase Hearon (Boston College ’27)</w:t>
+      </w:r>
+    </w:p>
+    <w:p>
+      <w:pPr>
+        <w:rPr>
+          <w:rFonts w:ascii="Times New Roman" w:eastAsia="Times New Roman" w:hAnsi="Times New Roman" w:cs="Times New Roman"/>
+          <w:sz w:val="21"/>
+          <w:szCs w:val="21"/>
+        </w:rPr>
+      </w:pPr>
+      <w:r>
+        <w:rPr>
+          <w:rFonts w:ascii="Times New Roman" w:eastAsia="Times New Roman" w:hAnsi="Times New Roman" w:cs="Times New Roman"/>
+          <w:sz w:val="21"/>
+          <w:szCs w:val="21"/>
+        </w:rPr>
+        <w:tab/>
+      </w:r>
+      <w:r>
+        <w:rPr>
+          <w:rFonts w:ascii="Times New Roman" w:eastAsia="Times New Roman" w:hAnsi="Times New Roman" w:cs="Times New Roman"/>
+          <w:sz w:val="21"/>
+          <w:szCs w:val="21"/>
+        </w:rPr>
+        <w:tab/>
+      </w:r>
+    </w:p>
+    <w:p>
+      <w:pPr>
         <w:rPr>
           <w:rFonts w:ascii="Times New Roman" w:eastAsia="Times New Roman" w:hAnsi="Times New Roman" w:cs="Times New Roman"/>
           <w:b/>
           <w:bCs/>
-          <w:sz w:val="22"/>
-          <w:szCs w:val="22"/>
-        </w:rPr>
-        <w:t xml:space="preserve">Undergraduate Mentees: </w:t>
-      </w:r>
-    </w:p>
-    <w:p>
-      <w:pPr>
-        <w:ind w:firstLine="720"/>
-        <w:rPr>
-          <w:rFonts w:ascii="Times New Roman" w:eastAsia="Times New Roman" w:hAnsi="Times New Roman" w:cs="Times New Roman"/>
-          <w:sz w:val="22"/>
-          <w:szCs w:val="22"/>
-        </w:rPr>
-      </w:pPr>
-      <w:r>
-        <w:rPr>
-          <w:rFonts w:ascii="Times New Roman" w:eastAsia="Times New Roman" w:hAnsi="Times New Roman" w:cs="Times New Roman"/>
-          <w:sz w:val="22"/>
-          <w:szCs w:val="22"/>
-        </w:rPr>
-        <w:t>Sage Levy, Millie Lambert</w:t>
-      </w:r>
-      <w:r>
-        <w:rPr>
-          <w:rFonts w:ascii="Times New Roman" w:eastAsia="Times New Roman" w:hAnsi="Times New Roman" w:cs="Times New Roman"/>
-          <w:sz w:val="22"/>
-          <w:szCs w:val="22"/>
-        </w:rPr>
-        <w:t>, Sophia Stanton, Eddie Yang, Kayla Philip, Sarah Babitz, Giana Kim</w:t>
-      </w:r>
+        </w:rPr>
+      </w:pPr>
     </w:p>
     <w:p>
       <w:pPr>
@@ -4885,26 +5177,26 @@
           <w:bCs/>
         </w:rPr>
       </w:pPr>
-    </w:p>
-    <w:p>
-      <w:pPr>
+      <w:r>
         <w:rPr>
           <w:rFonts w:ascii="Times New Roman" w:eastAsia="Times New Roman" w:hAnsi="Times New Roman" w:cs="Times New Roman"/>
           <w:b/>
           <w:bCs/>
         </w:rPr>
-      </w:pPr>
-      <w:r>
+        <w:t>SKILLS</w:t>
+      </w:r>
+    </w:p>
+    <w:p>
+      <w:pPr>
         <w:rPr>
           <w:rFonts w:ascii="Times New Roman" w:eastAsia="Times New Roman" w:hAnsi="Times New Roman" w:cs="Times New Roman"/>
           <w:b/>
           <w:bCs/>
-        </w:rPr>
-        <w:t>SKILLS</w:t>
-      </w:r>
-    </w:p>
-    <w:p>
-      <w:pPr>
+          <w:sz w:val="22"/>
+          <w:szCs w:val="22"/>
+        </w:rPr>
+      </w:pPr>
+      <w:r>
         <w:rPr>
           <w:rFonts w:ascii="Times New Roman" w:eastAsia="Times New Roman" w:hAnsi="Times New Roman" w:cs="Times New Roman"/>
           <w:b/>
@@ -4912,7 +5204,8 @@
           <w:sz w:val="22"/>
           <w:szCs w:val="22"/>
         </w:rPr>
-      </w:pPr>
+        <w:t>Technologies</w:t>
+      </w:r>
       <w:r>
         <w:rPr>
           <w:rFonts w:ascii="Times New Roman" w:eastAsia="Times New Roman" w:hAnsi="Times New Roman" w:cs="Times New Roman"/>
@@ -4921,7 +5214,7 @@
           <w:sz w:val="22"/>
           <w:szCs w:val="22"/>
         </w:rPr>
-        <w:t>Technologies:</w:t>
+        <w:t>:</w:t>
       </w:r>
     </w:p>
     <w:p>
@@ -7019,6 +7312,118 @@
     </w:lvl>
   </w:abstractNum>
   <w:abstractNum w:abstractNumId="15" w15:restartNumberingAfterBreak="0">
+    <w:nsid w:val="627A3A32"/>
+    <w:multiLevelType w:val="hybridMultilevel"/>
+    <w:tmpl w:val="88267DEE"/>
+    <w:lvl w:ilvl="0" w:tplc="F88EF69C">
+      <w:numFmt w:val="bullet"/>
+      <w:lvlText w:val=""/>
+      <w:lvlJc w:val="left"/>
+      <w:pPr>
+        <w:ind w:left="1080" w:hanging="360"/>
+      </w:pPr>
+      <w:rPr>
+        <w:rFonts w:ascii="Symbol" w:eastAsia="Times New Roman" w:hAnsi="Symbol" w:cs="Times New Roman" w:hint="default"/>
+      </w:rPr>
+    </w:lvl>
+    <w:lvl w:ilvl="1" w:tplc="04090003" w:tentative="1">
+      <w:start w:val="1"/>
+      <w:numFmt w:val="bullet"/>
+      <w:lvlText w:val="o"/>
+      <w:lvlJc w:val="left"/>
+      <w:pPr>
+        <w:ind w:left="1800" w:hanging="360"/>
+      </w:pPr>
+      <w:rPr>
+        <w:rFonts w:ascii="Courier New" w:hAnsi="Courier New" w:cs="Courier New" w:hint="default"/>
+      </w:rPr>
+    </w:lvl>
+    <w:lvl w:ilvl="2" w:tplc="04090005" w:tentative="1">
+      <w:start w:val="1"/>
+      <w:numFmt w:val="bullet"/>
+      <w:lvlText w:val=""/>
+      <w:lvlJc w:val="left"/>
+      <w:pPr>
+        <w:ind w:left="2520" w:hanging="360"/>
+      </w:pPr>
+      <w:rPr>
+        <w:rFonts w:ascii="Wingdings" w:hAnsi="Wingdings" w:hint="default"/>
+      </w:rPr>
+    </w:lvl>
+    <w:lvl w:ilvl="3" w:tplc="04090001" w:tentative="1">
+      <w:start w:val="1"/>
+      <w:numFmt w:val="bullet"/>
+      <w:lvlText w:val=""/>
+      <w:lvlJc w:val="left"/>
+      <w:pPr>
+        <w:ind w:left="3240" w:hanging="360"/>
+      </w:pPr>
+      <w:rPr>
+        <w:rFonts w:ascii="Symbol" w:hAnsi="Symbol" w:hint="default"/>
+      </w:rPr>
+    </w:lvl>
+    <w:lvl w:ilvl="4" w:tplc="04090003" w:tentative="1">
+      <w:start w:val="1"/>
+      <w:numFmt w:val="bullet"/>
+      <w:lvlText w:val="o"/>
+      <w:lvlJc w:val="left"/>
+      <w:pPr>
+        <w:ind w:left="3960" w:hanging="360"/>
+      </w:pPr>
+      <w:rPr>
+        <w:rFonts w:ascii="Courier New" w:hAnsi="Courier New" w:cs="Courier New" w:hint="default"/>
+      </w:rPr>
+    </w:lvl>
+    <w:lvl w:ilvl="5" w:tplc="04090005" w:tentative="1">
+      <w:start w:val="1"/>
+      <w:numFmt w:val="bullet"/>
+      <w:lvlText w:val=""/>
+      <w:lvlJc w:val="left"/>
+      <w:pPr>
+        <w:ind w:left="4680" w:hanging="360"/>
+      </w:pPr>
+      <w:rPr>
+        <w:rFonts w:ascii="Wingdings" w:hAnsi="Wingdings" w:hint="default"/>
+      </w:rPr>
+    </w:lvl>
+    <w:lvl w:ilvl="6" w:tplc="04090001" w:tentative="1">
+      <w:start w:val="1"/>
+      <w:numFmt w:val="bullet"/>
+      <w:lvlText w:val=""/>
+      <w:lvlJc w:val="left"/>
+      <w:pPr>
+        <w:ind w:left="5400" w:hanging="360"/>
+      </w:pPr>
+      <w:rPr>
+        <w:rFonts w:ascii="Symbol" w:hAnsi="Symbol" w:hint="default"/>
+      </w:rPr>
+    </w:lvl>
+    <w:lvl w:ilvl="7" w:tplc="04090003" w:tentative="1">
+      <w:start w:val="1"/>
+      <w:numFmt w:val="bullet"/>
+      <w:lvlText w:val="o"/>
+      <w:lvlJc w:val="left"/>
+      <w:pPr>
+        <w:ind w:left="6120" w:hanging="360"/>
+      </w:pPr>
+      <w:rPr>
+        <w:rFonts w:ascii="Courier New" w:hAnsi="Courier New" w:cs="Courier New" w:hint="default"/>
+      </w:rPr>
+    </w:lvl>
+    <w:lvl w:ilvl="8" w:tplc="04090005" w:tentative="1">
+      <w:start w:val="1"/>
+      <w:numFmt w:val="bullet"/>
+      <w:lvlText w:val=""/>
+      <w:lvlJc w:val="left"/>
+      <w:pPr>
+        <w:ind w:left="6840" w:hanging="360"/>
+      </w:pPr>
+      <w:rPr>
+        <w:rFonts w:ascii="Wingdings" w:hAnsi="Wingdings" w:hint="default"/>
+      </w:rPr>
+    </w:lvl>
+  </w:abstractNum>
+  <w:abstractNum w:abstractNumId="16" w15:restartNumberingAfterBreak="0">
     <w:nsid w:val="62E40BAF"/>
     <w:multiLevelType w:val="hybridMultilevel"/>
     <w:tmpl w:val="B486F21C"/>
@@ -7131,7 +7536,7 @@
       </w:rPr>
     </w:lvl>
   </w:abstractNum>
-  <w:abstractNum w:abstractNumId="16" w15:restartNumberingAfterBreak="0">
+  <w:abstractNum w:abstractNumId="17" w15:restartNumberingAfterBreak="0">
     <w:nsid w:val="65151543"/>
     <w:multiLevelType w:val="hybridMultilevel"/>
     <w:tmpl w:val="6F28AAC2"/>
@@ -7244,7 +7649,7 @@
       </w:rPr>
     </w:lvl>
   </w:abstractNum>
-  <w:abstractNum w:abstractNumId="17" w15:restartNumberingAfterBreak="0">
+  <w:abstractNum w:abstractNumId="18" w15:restartNumberingAfterBreak="0">
     <w:nsid w:val="72282E76"/>
     <w:multiLevelType w:val="hybridMultilevel"/>
     <w:tmpl w:val="637C0E86"/>
@@ -7357,7 +7762,7 @@
       </w:rPr>
     </w:lvl>
   </w:abstractNum>
-  <w:abstractNum w:abstractNumId="18" w15:restartNumberingAfterBreak="0">
+  <w:abstractNum w:abstractNumId="19" w15:restartNumberingAfterBreak="0">
     <w:nsid w:val="725040A1"/>
     <w:multiLevelType w:val="hybridMultilevel"/>
     <w:tmpl w:val="7ED2BF44"/>
@@ -7470,7 +7875,7 @@
       </w:rPr>
     </w:lvl>
   </w:abstractNum>
-  <w:abstractNum w:abstractNumId="19" w15:restartNumberingAfterBreak="0">
+  <w:abstractNum w:abstractNumId="20" w15:restartNumberingAfterBreak="0">
     <w:nsid w:val="73530E5A"/>
     <w:multiLevelType w:val="hybridMultilevel"/>
     <w:tmpl w:val="A0542B10"/>
@@ -7583,7 +7988,7 @@
       </w:rPr>
     </w:lvl>
   </w:abstractNum>
-  <w:abstractNum w:abstractNumId="20" w15:restartNumberingAfterBreak="0">
+  <w:abstractNum w:abstractNumId="21" w15:restartNumberingAfterBreak="0">
     <w:nsid w:val="779444A8"/>
     <w:multiLevelType w:val="hybridMultilevel"/>
     <w:tmpl w:val="07B60AFA"/>
@@ -7673,7 +8078,7 @@
       </w:pPr>
     </w:lvl>
   </w:abstractNum>
-  <w:abstractNum w:abstractNumId="21" w15:restartNumberingAfterBreak="0">
+  <w:abstractNum w:abstractNumId="22" w15:restartNumberingAfterBreak="0">
     <w:nsid w:val="7C581CF4"/>
     <w:multiLevelType w:val="hybridMultilevel"/>
     <w:tmpl w:val="A94E8BD0"/>
@@ -7808,7 +8213,7 @@
     <w:abstractNumId w:val="11"/>
   </w:num>
   <w:num w:numId="8" w16cid:durableId="1402605960">
-    <w:abstractNumId w:val="16"/>
+    <w:abstractNumId w:val="17"/>
   </w:num>
   <w:num w:numId="9" w16cid:durableId="1472870197">
     <w:abstractNumId w:val="6"/>
@@ -7817,7 +8222,7 @@
     <w:abstractNumId w:val="12"/>
   </w:num>
   <w:num w:numId="11" w16cid:durableId="314116432">
-    <w:abstractNumId w:val="19"/>
+    <w:abstractNumId w:val="20"/>
   </w:num>
   <w:num w:numId="12" w16cid:durableId="1560969136">
     <w:abstractNumId w:val="13"/>
@@ -7826,31 +8231,34 @@
     <w:abstractNumId w:val="3"/>
   </w:num>
   <w:num w:numId="14" w16cid:durableId="879976492">
-    <w:abstractNumId w:val="18"/>
+    <w:abstractNumId w:val="19"/>
   </w:num>
   <w:num w:numId="15" w16cid:durableId="644625615">
     <w:abstractNumId w:val="7"/>
   </w:num>
   <w:num w:numId="16" w16cid:durableId="1503005828">
-    <w:abstractNumId w:val="15"/>
+    <w:abstractNumId w:val="16"/>
   </w:num>
   <w:num w:numId="17" w16cid:durableId="1635717676">
-    <w:abstractNumId w:val="21"/>
+    <w:abstractNumId w:val="22"/>
   </w:num>
   <w:num w:numId="18" w16cid:durableId="1180969122">
     <w:abstractNumId w:val="0"/>
   </w:num>
   <w:num w:numId="19" w16cid:durableId="1845894622">
-    <w:abstractNumId w:val="17"/>
+    <w:abstractNumId w:val="18"/>
   </w:num>
   <w:num w:numId="20" w16cid:durableId="614365916">
     <w:abstractNumId w:val="1"/>
   </w:num>
   <w:num w:numId="21" w16cid:durableId="1917667561">
-    <w:abstractNumId w:val="20"/>
+    <w:abstractNumId w:val="21"/>
   </w:num>
   <w:num w:numId="22" w16cid:durableId="1759520762">
     <w:abstractNumId w:val="9"/>
+  </w:num>
+  <w:num w:numId="23" w16cid:durableId="274101555">
+    <w:abstractNumId w:val="15"/>
   </w:num>
 </w:numbering>
 </file>
@@ -8466,6 +8874,16 @@
       <w:szCs w:val="15"/>
     </w:rPr>
   </w:style>
+  <w:style w:type="character" w:customStyle="1" w:styleId="s1">
+    <w:name w:val="s1"/>
+    <w:basedOn w:val="DefaultParagraphFont"/>
+    <w:rsid w:val="00F97A52"/>
+    <w:rPr>
+      <w:rFonts w:ascii="Times New Roman" w:hAnsi="Times New Roman" w:cs="Times New Roman" w:hint="default"/>
+      <w:sz w:val="10"/>
+      <w:szCs w:val="10"/>
+    </w:rPr>
+  </w:style>
 </w:styles>
 </file>
 

--- a/files/BrachtCV_8.14.2026.docx
+++ b/files/BrachtCV_8.14.2026.docx
@@ -316,7 +316,25 @@
           <w:sz w:val="22"/>
           <w:szCs w:val="22"/>
         </w:rPr>
-        <w:t>Anne T. Palamountain Scholar Award (2024)</w:t>
+        <w:t xml:space="preserve">Anne T. </w:t>
+      </w:r>
+      <w:proofErr w:type="spellStart"/>
+      <w:r>
+        <w:rPr>
+          <w:rFonts w:ascii="Times New Roman" w:hAnsi="Times New Roman" w:cs="Times New Roman"/>
+          <w:sz w:val="22"/>
+          <w:szCs w:val="22"/>
+        </w:rPr>
+        <w:t>Palamountain</w:t>
+      </w:r>
+      <w:proofErr w:type="spellEnd"/>
+      <w:r>
+        <w:rPr>
+          <w:rFonts w:ascii="Times New Roman" w:hAnsi="Times New Roman" w:cs="Times New Roman"/>
+          <w:sz w:val="22"/>
+          <w:szCs w:val="22"/>
+        </w:rPr>
+        <w:t xml:space="preserve"> Scholar Award (2024)</w:t>
       </w:r>
     </w:p>
     <w:p>
@@ -2110,7 +2128,27 @@
           <w:szCs w:val="22"/>
           <w:shd w:val="clear" w:color="auto" w:fill="FFFFFF"/>
         </w:rPr>
-        <w:t xml:space="preserve">” taught by Dr. Catherine Berheide and “Ideal Worlds” taught by Dr. Mao Chen </w:t>
+        <w:t xml:space="preserve">” taught by Dr. Catherine </w:t>
+      </w:r>
+      <w:proofErr w:type="spellStart"/>
+      <w:r>
+        <w:rPr>
+          <w:rFonts w:ascii="Times New Roman" w:hAnsi="Times New Roman" w:cs="Times New Roman"/>
+          <w:sz w:val="22"/>
+          <w:szCs w:val="22"/>
+          <w:shd w:val="clear" w:color="auto" w:fill="FFFFFF"/>
+        </w:rPr>
+        <w:t>Berheide</w:t>
+      </w:r>
+      <w:proofErr w:type="spellEnd"/>
+      <w:r>
+        <w:rPr>
+          <w:rFonts w:ascii="Times New Roman" w:hAnsi="Times New Roman" w:cs="Times New Roman"/>
+          <w:sz w:val="22"/>
+          <w:szCs w:val="22"/>
+          <w:shd w:val="clear" w:color="auto" w:fill="FFFFFF"/>
+        </w:rPr>
+        <w:t xml:space="preserve"> and “Ideal Worlds” taught by Dr. Mao Chen </w:t>
       </w:r>
     </w:p>
     <w:p>
@@ -2179,7 +2217,34 @@
           <w:szCs w:val="22"/>
           <w:shd w:val="clear" w:color="auto" w:fill="FFFFFF"/>
         </w:rPr>
-        <w:t xml:space="preserve">campus and the Saratoga </w:t>
+        <w:t xml:space="preserve">both </w:t>
+      </w:r>
+      <w:r>
+        <w:rPr>
+          <w:rFonts w:ascii="Times New Roman" w:hAnsi="Times New Roman" w:cs="Times New Roman"/>
+          <w:sz w:val="22"/>
+          <w:szCs w:val="22"/>
+          <w:shd w:val="clear" w:color="auto" w:fill="FFFFFF"/>
+        </w:rPr>
+        <w:t xml:space="preserve">campus and </w:t>
+      </w:r>
+      <w:r>
+        <w:rPr>
+          <w:rFonts w:ascii="Times New Roman" w:hAnsi="Times New Roman" w:cs="Times New Roman"/>
+          <w:sz w:val="22"/>
+          <w:szCs w:val="22"/>
+          <w:shd w:val="clear" w:color="auto" w:fill="FFFFFF"/>
+        </w:rPr>
+        <w:t xml:space="preserve">the </w:t>
+      </w:r>
+      <w:r>
+        <w:rPr>
+          <w:rFonts w:ascii="Times New Roman" w:hAnsi="Times New Roman" w:cs="Times New Roman"/>
+          <w:sz w:val="22"/>
+          <w:szCs w:val="22"/>
+          <w:shd w:val="clear" w:color="auto" w:fill="FFFFFF"/>
+        </w:rPr>
+        <w:t xml:space="preserve">Saratoga </w:t>
       </w:r>
       <w:r>
         <w:rPr>
@@ -2230,7 +2295,7 @@
           <w:szCs w:val="22"/>
           <w:shd w:val="clear" w:color="auto" w:fill="FFFFFF"/>
         </w:rPr>
-        <w:t xml:space="preserve"> office hours and assisted students with </w:t>
+        <w:t xml:space="preserve"> office hours and assist students with </w:t>
       </w:r>
       <w:r>
         <w:rPr>
@@ -2239,7 +2304,7 @@
           <w:szCs w:val="22"/>
           <w:shd w:val="clear" w:color="auto" w:fill="FFFFFF"/>
         </w:rPr>
-        <w:t>class papers, course registration, and questions or issues with their transition to college life</w:t>
+        <w:t>class papers, course registration, and transition to college life</w:t>
       </w:r>
     </w:p>
     <w:p>
@@ -3409,7 +3474,15 @@
           <w:sz w:val="22"/>
           <w:szCs w:val="22"/>
         </w:rPr>
-        <w:t>(Spring 2026–Summer 2026)</w:t>
+        <w:t>(Spring 2026–</w:t>
+      </w:r>
+      <w:r>
+        <w:rPr>
+          <w:rFonts w:ascii="Times New Roman" w:hAnsi="Times New Roman" w:cs="Times New Roman"/>
+          <w:sz w:val="22"/>
+          <w:szCs w:val="22"/>
+        </w:rPr>
+        <w:t>Present)</w:t>
       </w:r>
     </w:p>
     <w:p>
@@ -3441,7 +3514,23 @@
           <w:sz w:val="22"/>
           <w:szCs w:val="22"/>
         </w:rPr>
-        <w:t xml:space="preserve">o-plan local conference </w:t>
+        <w:t xml:space="preserve">o-plan </w:t>
+      </w:r>
+      <w:r>
+        <w:rPr>
+          <w:rFonts w:ascii="Times New Roman" w:hAnsi="Times New Roman" w:cs="Times New Roman"/>
+          <w:sz w:val="22"/>
+          <w:szCs w:val="22"/>
+        </w:rPr>
+        <w:t xml:space="preserve">annual </w:t>
+      </w:r>
+      <w:r>
+        <w:rPr>
+          <w:rFonts w:ascii="Times New Roman" w:hAnsi="Times New Roman" w:cs="Times New Roman"/>
+          <w:sz w:val="22"/>
+          <w:szCs w:val="22"/>
+        </w:rPr>
+        <w:t xml:space="preserve">conference </w:t>
       </w:r>
       <w:r>
         <w:rPr>
@@ -3450,7 +3539,7 @@
           <w:sz w:val="22"/>
           <w:szCs w:val="22"/>
         </w:rPr>
-        <w:t>to bring together researchers from across New Englan</w:t>
+        <w:t>for</w:t>
       </w:r>
       <w:r>
         <w:rPr>
@@ -3459,7 +3548,7 @@
           <w:sz w:val="22"/>
           <w:szCs w:val="22"/>
         </w:rPr>
-        <w:t>d and</w:t>
+        <w:t xml:space="preserve"> researchers from across New Englan</w:t>
       </w:r>
       <w:r>
         <w:rPr>
@@ -3468,7 +3557,7 @@
           <w:sz w:val="22"/>
           <w:szCs w:val="22"/>
         </w:rPr>
-        <w:t xml:space="preserve"> </w:t>
+        <w:t xml:space="preserve">d </w:t>
       </w:r>
       <w:r>
         <w:rPr>
@@ -3477,7 +3566,7 @@
           <w:sz w:val="22"/>
           <w:szCs w:val="22"/>
         </w:rPr>
-        <w:t>provide presentation opportunities for junior members of the field under the supervision of Drs. McAuliffe and Ashley Thomas</w:t>
+        <w:t>under the supervision of Drs. McAuliffe and Ashley Thomas</w:t>
       </w:r>
     </w:p>
     <w:p>
@@ -3500,7 +3589,23 @@
           <w:sz w:val="22"/>
           <w:szCs w:val="22"/>
         </w:rPr>
-        <w:t xml:space="preserve">Create application, collaboratively blindly review abstracts, and create conference program </w:t>
+        <w:t xml:space="preserve">Create application, collaboratively review abstracts, and create conference </w:t>
+      </w:r>
+      <w:r>
+        <w:rPr>
+          <w:rFonts w:ascii="Times New Roman" w:hAnsi="Times New Roman" w:cs="Times New Roman"/>
+          <w:sz w:val="22"/>
+          <w:szCs w:val="22"/>
+        </w:rPr>
+        <w:t xml:space="preserve">schedule and </w:t>
+      </w:r>
+      <w:r>
+        <w:rPr>
+          <w:rFonts w:ascii="Times New Roman" w:hAnsi="Times New Roman" w:cs="Times New Roman"/>
+          <w:sz w:val="22"/>
+          <w:szCs w:val="22"/>
+        </w:rPr>
+        <w:t xml:space="preserve">program </w:t>
       </w:r>
     </w:p>
     <w:p>
@@ -3842,8 +3947,267 @@
       <w:pPr>
         <w:rPr>
           <w:rFonts w:ascii="Times New Roman" w:hAnsi="Times New Roman" w:cs="Times New Roman"/>
-          <w:sz w:val="22"/>
-          <w:szCs w:val="22"/>
+          <w:b/>
+          <w:bCs/>
+          <w:sz w:val="22"/>
+          <w:szCs w:val="22"/>
+        </w:rPr>
+      </w:pPr>
+      <w:r>
+        <w:rPr>
+          <w:rFonts w:ascii="Times New Roman" w:hAnsi="Times New Roman" w:cs="Times New Roman"/>
+          <w:b/>
+          <w:bCs/>
+          <w:sz w:val="22"/>
+          <w:szCs w:val="22"/>
+        </w:rPr>
+        <w:t>Big Brothers Big Sisters Mentor</w:t>
+      </w:r>
+    </w:p>
+    <w:p>
+      <w:pPr>
+        <w:rPr>
+          <w:rFonts w:ascii="Times New Roman" w:hAnsi="Times New Roman" w:cs="Times New Roman"/>
+          <w:sz w:val="22"/>
+          <w:szCs w:val="22"/>
+        </w:rPr>
+      </w:pPr>
+      <w:r>
+        <w:rPr>
+          <w:rFonts w:ascii="Times New Roman" w:hAnsi="Times New Roman" w:cs="Times New Roman"/>
+          <w:sz w:val="22"/>
+          <w:szCs w:val="22"/>
+        </w:rPr>
+        <w:t>(</w:t>
+      </w:r>
+      <w:r>
+        <w:rPr>
+          <w:rFonts w:ascii="Times New Roman" w:hAnsi="Times New Roman" w:cs="Times New Roman"/>
+          <w:sz w:val="22"/>
+          <w:szCs w:val="22"/>
+        </w:rPr>
+        <w:t>May</w:t>
+      </w:r>
+      <w:r>
+        <w:rPr>
+          <w:rFonts w:ascii="Times New Roman" w:hAnsi="Times New Roman" w:cs="Times New Roman"/>
+          <w:sz w:val="22"/>
+          <w:szCs w:val="22"/>
+        </w:rPr>
+        <w:t xml:space="preserve"> 202</w:t>
+      </w:r>
+      <w:r>
+        <w:rPr>
+          <w:rFonts w:ascii="Times New Roman" w:hAnsi="Times New Roman" w:cs="Times New Roman"/>
+          <w:sz w:val="22"/>
+          <w:szCs w:val="22"/>
+        </w:rPr>
+        <w:t>6</w:t>
+      </w:r>
+      <w:r>
+        <w:rPr>
+          <w:rFonts w:ascii="Times New Roman" w:hAnsi="Times New Roman" w:cs="Times New Roman"/>
+          <w:sz w:val="22"/>
+          <w:szCs w:val="22"/>
+        </w:rPr>
+        <w:t xml:space="preserve"> – Present)</w:t>
+      </w:r>
+    </w:p>
+    <w:p>
+      <w:pPr>
+        <w:pStyle w:val="ListParagraph"/>
+        <w:numPr>
+          <w:ilvl w:val="0"/>
+          <w:numId w:val="18"/>
+        </w:numPr>
+        <w:ind w:left="720"/>
+        <w:rPr>
+          <w:rFonts w:ascii="Times New Roman" w:hAnsi="Times New Roman" w:cs="Times New Roman"/>
+          <w:sz w:val="22"/>
+          <w:szCs w:val="22"/>
+        </w:rPr>
+      </w:pPr>
+      <w:r>
+        <w:rPr>
+          <w:rFonts w:ascii="Times New Roman" w:hAnsi="Times New Roman" w:cs="Times New Roman"/>
+          <w:sz w:val="22"/>
+          <w:szCs w:val="22"/>
+        </w:rPr>
+        <w:t>Plan</w:t>
+      </w:r>
+      <w:r>
+        <w:rPr>
+          <w:rFonts w:ascii="Times New Roman" w:hAnsi="Times New Roman" w:cs="Times New Roman"/>
+          <w:sz w:val="22"/>
+          <w:szCs w:val="22"/>
+        </w:rPr>
+        <w:t xml:space="preserve"> 1-on-1</w:t>
+      </w:r>
+      <w:r>
+        <w:rPr>
+          <w:rFonts w:ascii="Times New Roman" w:hAnsi="Times New Roman" w:cs="Times New Roman"/>
+          <w:sz w:val="22"/>
+          <w:szCs w:val="22"/>
+        </w:rPr>
+        <w:t xml:space="preserve"> activities promoting confidence, </w:t>
+      </w:r>
+      <w:r>
+        <w:rPr>
+          <w:rFonts w:ascii="Times New Roman" w:hAnsi="Times New Roman" w:cs="Times New Roman"/>
+          <w:sz w:val="22"/>
+          <w:szCs w:val="22"/>
+        </w:rPr>
+        <w:t xml:space="preserve">character, </w:t>
+      </w:r>
+      <w:r>
+        <w:rPr>
+          <w:rFonts w:ascii="Times New Roman" w:hAnsi="Times New Roman" w:cs="Times New Roman"/>
+          <w:sz w:val="22"/>
+          <w:szCs w:val="22"/>
+        </w:rPr>
+        <w:t xml:space="preserve">social </w:t>
+      </w:r>
+      <w:r>
+        <w:rPr>
+          <w:rFonts w:ascii="Times New Roman" w:hAnsi="Times New Roman" w:cs="Times New Roman"/>
+          <w:sz w:val="22"/>
+          <w:szCs w:val="22"/>
+        </w:rPr>
+        <w:t xml:space="preserve">and emotional </w:t>
+      </w:r>
+      <w:r>
+        <w:rPr>
+          <w:rFonts w:ascii="Times New Roman" w:hAnsi="Times New Roman" w:cs="Times New Roman"/>
+          <w:sz w:val="22"/>
+          <w:szCs w:val="22"/>
+        </w:rPr>
+        <w:t>growth</w:t>
+      </w:r>
+      <w:r>
+        <w:rPr>
+          <w:rFonts w:ascii="Times New Roman" w:hAnsi="Times New Roman" w:cs="Times New Roman"/>
+          <w:sz w:val="22"/>
+          <w:szCs w:val="22"/>
+        </w:rPr>
+        <w:t xml:space="preserve"> for mentee</w:t>
+      </w:r>
+    </w:p>
+    <w:p>
+      <w:pPr>
+        <w:pStyle w:val="ListParagraph"/>
+        <w:numPr>
+          <w:ilvl w:val="0"/>
+          <w:numId w:val="18"/>
+        </w:numPr>
+        <w:ind w:left="720"/>
+        <w:rPr>
+          <w:rFonts w:ascii="Times New Roman" w:hAnsi="Times New Roman" w:cs="Times New Roman"/>
+          <w:sz w:val="22"/>
+          <w:szCs w:val="22"/>
+        </w:rPr>
+      </w:pPr>
+      <w:r>
+        <w:rPr>
+          <w:rFonts w:ascii="Times New Roman" w:hAnsi="Times New Roman" w:cs="Times New Roman"/>
+          <w:sz w:val="22"/>
+          <w:szCs w:val="22"/>
+        </w:rPr>
+        <w:t>Communicate regularly with program coordinators and parent to track mentee progress</w:t>
+      </w:r>
+    </w:p>
+    <w:p>
+      <w:pPr>
+        <w:rPr>
+          <w:rFonts w:ascii="Times New Roman" w:hAnsi="Times New Roman" w:cs="Times New Roman"/>
+          <w:b/>
+          <w:bCs/>
+          <w:sz w:val="22"/>
+          <w:szCs w:val="22"/>
+        </w:rPr>
+      </w:pPr>
+      <w:r>
+        <w:rPr>
+          <w:rFonts w:ascii="Times New Roman" w:hAnsi="Times New Roman" w:cs="Times New Roman"/>
+          <w:b/>
+          <w:bCs/>
+          <w:sz w:val="22"/>
+          <w:szCs w:val="22"/>
+        </w:rPr>
+        <w:t>B</w:t>
+      </w:r>
+      <w:r>
+        <w:rPr>
+          <w:rFonts w:ascii="Times New Roman" w:hAnsi="Times New Roman" w:cs="Times New Roman"/>
+          <w:b/>
+          <w:bCs/>
+          <w:sz w:val="22"/>
+          <w:szCs w:val="22"/>
+        </w:rPr>
+        <w:t>oston College Read-Aloud Volunteer</w:t>
+      </w:r>
+    </w:p>
+    <w:p>
+      <w:pPr>
+        <w:rPr>
+          <w:rFonts w:ascii="Times New Roman" w:hAnsi="Times New Roman" w:cs="Times New Roman"/>
+          <w:sz w:val="22"/>
+          <w:szCs w:val="22"/>
+        </w:rPr>
+      </w:pPr>
+      <w:r>
+        <w:rPr>
+          <w:rFonts w:ascii="Times New Roman" w:hAnsi="Times New Roman" w:cs="Times New Roman"/>
+          <w:sz w:val="22"/>
+          <w:szCs w:val="22"/>
+        </w:rPr>
+        <w:t>(</w:t>
+      </w:r>
+      <w:r>
+        <w:rPr>
+          <w:rFonts w:ascii="Times New Roman" w:hAnsi="Times New Roman" w:cs="Times New Roman"/>
+          <w:sz w:val="22"/>
+          <w:szCs w:val="22"/>
+        </w:rPr>
+        <w:t>September</w:t>
+      </w:r>
+      <w:r>
+        <w:rPr>
+          <w:rFonts w:ascii="Times New Roman" w:hAnsi="Times New Roman" w:cs="Times New Roman"/>
+          <w:sz w:val="22"/>
+          <w:szCs w:val="22"/>
+        </w:rPr>
+        <w:t xml:space="preserve"> 2026 – Present)</w:t>
+      </w:r>
+    </w:p>
+    <w:p>
+      <w:pPr>
+        <w:pStyle w:val="ListParagraph"/>
+        <w:numPr>
+          <w:ilvl w:val="0"/>
+          <w:numId w:val="18"/>
+        </w:numPr>
+        <w:ind w:left="720"/>
+        <w:rPr>
+          <w:rFonts w:ascii="Times New Roman" w:hAnsi="Times New Roman" w:cs="Times New Roman"/>
+          <w:sz w:val="22"/>
+          <w:szCs w:val="22"/>
+        </w:rPr>
+      </w:pPr>
+      <w:r>
+        <w:rPr>
+          <w:rFonts w:ascii="Times New Roman" w:hAnsi="Times New Roman" w:cs="Times New Roman"/>
+          <w:sz w:val="22"/>
+          <w:szCs w:val="22"/>
+        </w:rPr>
+        <w:t xml:space="preserve">Plan visit for and read to assigned class at local elementary school once monthly </w:t>
+      </w:r>
+    </w:p>
+    <w:p>
+      <w:pPr>
+        <w:rPr>
+          <w:rFonts w:ascii="Times New Roman" w:hAnsi="Times New Roman" w:cs="Times New Roman"/>
+          <w:b/>
+          <w:bCs/>
         </w:rPr>
       </w:pPr>
     </w:p>
@@ -4301,7 +4665,43 @@
           <w:sz w:val="22"/>
           <w:szCs w:val="22"/>
         </w:rPr>
-        <w:t xml:space="preserve"> Blumberg, S., Zettersten, M., Benitiez, V., &amp; </w:t>
+        <w:t xml:space="preserve"> Blumberg, S., </w:t>
+      </w:r>
+      <w:proofErr w:type="spellStart"/>
+      <w:r>
+        <w:rPr>
+          <w:rFonts w:ascii="Times New Roman" w:hAnsi="Times New Roman" w:cs="Times New Roman"/>
+          <w:sz w:val="22"/>
+          <w:szCs w:val="22"/>
+        </w:rPr>
+        <w:t>Zettersten</w:t>
+      </w:r>
+      <w:proofErr w:type="spellEnd"/>
+      <w:r>
+        <w:rPr>
+          <w:rFonts w:ascii="Times New Roman" w:hAnsi="Times New Roman" w:cs="Times New Roman"/>
+          <w:sz w:val="22"/>
+          <w:szCs w:val="22"/>
+        </w:rPr>
+        <w:t xml:space="preserve">, M., </w:t>
+      </w:r>
+      <w:proofErr w:type="spellStart"/>
+      <w:r>
+        <w:rPr>
+          <w:rFonts w:ascii="Times New Roman" w:hAnsi="Times New Roman" w:cs="Times New Roman"/>
+          <w:sz w:val="22"/>
+          <w:szCs w:val="22"/>
+        </w:rPr>
+        <w:t>Benitiez</w:t>
+      </w:r>
+      <w:proofErr w:type="spellEnd"/>
+      <w:r>
+        <w:rPr>
+          <w:rFonts w:ascii="Times New Roman" w:hAnsi="Times New Roman" w:cs="Times New Roman"/>
+          <w:sz w:val="22"/>
+          <w:szCs w:val="22"/>
+        </w:rPr>
+        <w:t xml:space="preserve">, V., &amp; </w:t>
       </w:r>
       <w:r>
         <w:rPr>
@@ -4527,6 +4927,7 @@
           <w:b/>
           <w:bCs/>
         </w:rPr>
+        <w:lastRenderedPageBreak/>
         <w:t>GRANT SUPPORT</w:t>
       </w:r>
     </w:p>
@@ -4588,6 +4989,7 @@
         </w:rPr>
         <w:tab/>
       </w:r>
+      <w:proofErr w:type="gramStart"/>
       <w:r>
         <w:rPr>
           <w:rFonts w:ascii="Times New Roman" w:eastAsia="Times New Roman" w:hAnsi="Times New Roman" w:cs="Times New Roman"/>
@@ -4604,6 +5006,14 @@
           <w:szCs w:val="22"/>
         </w:rPr>
         <w:tab/>
+      </w:r>
+      <w:proofErr w:type="gramEnd"/>
+      <w:r>
+        <w:rPr>
+          <w:rFonts w:ascii="Times New Roman" w:eastAsia="Times New Roman" w:hAnsi="Times New Roman" w:cs="Times New Roman"/>
+          <w:sz w:val="22"/>
+          <w:szCs w:val="22"/>
+        </w:rPr>
         <w:t xml:space="preserve">     </w:t>
       </w:r>
       <w:r>
@@ -4816,8 +5226,8 @@
         <w:ind w:firstLine="720"/>
         <w:rPr>
           <w:rFonts w:ascii="Times New Roman" w:eastAsia="Times New Roman" w:hAnsi="Times New Roman" w:cs="Times New Roman"/>
-          <w:sz w:val="22"/>
-          <w:szCs w:val="22"/>
+          <w:b/>
+          <w:bCs/>
         </w:rPr>
       </w:pPr>
       <w:r>
@@ -4828,30 +5238,30 @@
         </w:rPr>
         <w:t>“Dance’s Effect on Athletic Performance”</w:t>
       </w:r>
-      <w:r>
-        <w:rPr>
-          <w:rFonts w:ascii="Times New Roman" w:eastAsia="Times New Roman" w:hAnsi="Times New Roman" w:cs="Times New Roman"/>
-          <w:b/>
-          <w:bCs/>
-        </w:rPr>
-        <w:br w:type="page"/>
-      </w:r>
-    </w:p>
-    <w:p>
-      <w:pPr>
-        <w:rPr>
-          <w:rFonts w:ascii="Times New Roman" w:eastAsia="Times New Roman" w:hAnsi="Times New Roman" w:cs="Times New Roman"/>
-          <w:b/>
-          <w:bCs/>
-        </w:rPr>
-      </w:pPr>
-      <w:r>
-        <w:rPr>
-          <w:rFonts w:ascii="Times New Roman" w:eastAsia="Times New Roman" w:hAnsi="Times New Roman" w:cs="Times New Roman"/>
-          <w:b/>
-          <w:bCs/>
-        </w:rPr>
-        <w:lastRenderedPageBreak/>
+    </w:p>
+    <w:p>
+      <w:pPr>
+        <w:rPr>
+          <w:rFonts w:ascii="Times New Roman" w:eastAsia="Times New Roman" w:hAnsi="Times New Roman" w:cs="Times New Roman"/>
+          <w:b/>
+          <w:bCs/>
+        </w:rPr>
+      </w:pPr>
+    </w:p>
+    <w:p>
+      <w:pPr>
+        <w:rPr>
+          <w:rFonts w:ascii="Times New Roman" w:eastAsia="Times New Roman" w:hAnsi="Times New Roman" w:cs="Times New Roman"/>
+          <w:b/>
+          <w:bCs/>
+        </w:rPr>
+      </w:pPr>
+      <w:r>
+        <w:rPr>
+          <w:rFonts w:ascii="Times New Roman" w:eastAsia="Times New Roman" w:hAnsi="Times New Roman" w:cs="Times New Roman"/>
+          <w:b/>
+          <w:bCs/>
+        </w:rPr>
         <w:t>MENTORSHIP</w:t>
       </w:r>
     </w:p>
@@ -4871,58 +5281,6 @@
           <w:szCs w:val="22"/>
         </w:rPr>
         <w:t xml:space="preserve">Undergraduate Mentees: </w:t>
-      </w:r>
-      <w:r>
-        <w:rPr>
-          <w:rFonts w:ascii="Times New Roman" w:hAnsi="Times New Roman"/>
-        </w:rPr>
-        <w:t>*</w:t>
-      </w:r>
-      <w:r>
-        <w:rPr>
-          <w:rFonts w:ascii="Times New Roman" w:hAnsi="Times New Roman"/>
-          <w:i/>
-          <w:iCs/>
-        </w:rPr>
-        <w:t>thesis student</w:t>
-      </w:r>
-      <w:r>
-        <w:rPr>
-          <w:rFonts w:ascii="Times New Roman" w:hAnsi="Times New Roman"/>
-        </w:rPr>
-        <w:t>, ^</w:t>
-      </w:r>
-      <w:r>
-        <w:rPr>
-          <w:rFonts w:ascii="Times New Roman" w:hAnsi="Times New Roman"/>
-          <w:i/>
-          <w:iCs/>
-        </w:rPr>
-        <w:t>full time</w:t>
-      </w:r>
-      <w:r>
-        <w:rPr>
-          <w:rFonts w:ascii="Times New Roman" w:hAnsi="Times New Roman"/>
-          <w:i/>
-          <w:iCs/>
-        </w:rPr>
-        <w:t xml:space="preserve"> </w:t>
-      </w:r>
-      <w:r>
-        <w:rPr>
-          <w:rFonts w:ascii="Times New Roman" w:hAnsi="Times New Roman"/>
-          <w:i/>
-          <w:iCs/>
-        </w:rPr>
-        <w:t>(40 hrs/wk)</w:t>
-      </w:r>
-      <w:r>
-        <w:rPr>
-          <w:rFonts w:ascii="Times New Roman" w:hAnsi="Times New Roman"/>
-          <w:i/>
-          <w:iCs/>
-        </w:rPr>
-        <w:t xml:space="preserve"> research assistant</w:t>
       </w:r>
     </w:p>
     <w:p>
@@ -4940,7 +5298,7 @@
           <w:sz w:val="21"/>
           <w:szCs w:val="21"/>
         </w:rPr>
-        <w:t>^</w:t>
+        <w:t>Sage Levy</w:t>
       </w:r>
       <w:r>
         <w:rPr>
@@ -4948,7 +5306,7 @@
           <w:sz w:val="21"/>
           <w:szCs w:val="21"/>
         </w:rPr>
-        <w:t>Sage Levy</w:t>
+        <w:t xml:space="preserve"> (</w:t>
       </w:r>
       <w:r>
         <w:rPr>
@@ -4956,7 +5314,7 @@
           <w:sz w:val="21"/>
           <w:szCs w:val="21"/>
         </w:rPr>
-        <w:t xml:space="preserve"> (Wellesley ’27)</w:t>
+        <w:t xml:space="preserve">BC </w:t>
       </w:r>
       <w:r>
         <w:rPr>
@@ -4964,7 +5322,7 @@
           <w:sz w:val="21"/>
           <w:szCs w:val="21"/>
         </w:rPr>
-        <w:t xml:space="preserve">, </w:t>
+        <w:t>s</w:t>
       </w:r>
       <w:r>
         <w:rPr>
@@ -4972,7 +5330,7 @@
           <w:sz w:val="21"/>
           <w:szCs w:val="21"/>
         </w:rPr>
-        <w:t>^</w:t>
+        <w:t xml:space="preserve">ummer </w:t>
       </w:r>
       <w:r>
         <w:rPr>
@@ -4980,7 +5338,7 @@
           <w:sz w:val="21"/>
           <w:szCs w:val="21"/>
         </w:rPr>
-        <w:t>Millie Lambert</w:t>
+        <w:t>i</w:t>
       </w:r>
       <w:r>
         <w:rPr>
@@ -4988,23 +5346,25 @@
           <w:sz w:val="21"/>
           <w:szCs w:val="21"/>
         </w:rPr>
-        <w:t xml:space="preserve"> (University of Bath ’27)</w:t>
-      </w:r>
-      <w:r>
+        <w:t>ntern)</w:t>
+      </w:r>
+    </w:p>
+    <w:p>
+      <w:pPr>
+        <w:ind w:left="720"/>
         <w:rPr>
           <w:rFonts w:ascii="Times New Roman" w:eastAsia="Times New Roman" w:hAnsi="Times New Roman" w:cs="Times New Roman"/>
           <w:sz w:val="21"/>
           <w:szCs w:val="21"/>
         </w:rPr>
-        <w:t>, Sophia Stanton</w:t>
-      </w:r>
+      </w:pPr>
       <w:r>
         <w:rPr>
           <w:rFonts w:ascii="Times New Roman" w:eastAsia="Times New Roman" w:hAnsi="Times New Roman" w:cs="Times New Roman"/>
           <w:sz w:val="21"/>
           <w:szCs w:val="21"/>
         </w:rPr>
-        <w:t xml:space="preserve"> (Boston College ’26)</w:t>
+        <w:t>Millie Lambert</w:t>
       </w:r>
       <w:r>
         <w:rPr>
@@ -5012,7 +5372,7 @@
           <w:sz w:val="21"/>
           <w:szCs w:val="21"/>
         </w:rPr>
-        <w:t xml:space="preserve">, </w:t>
+        <w:t xml:space="preserve"> (University of </w:t>
       </w:r>
       <w:r>
         <w:rPr>
@@ -5020,7 +5380,7 @@
           <w:sz w:val="21"/>
           <w:szCs w:val="21"/>
         </w:rPr>
-        <w:t>*</w:t>
+        <w:t>Bath placement student</w:t>
       </w:r>
       <w:r>
         <w:rPr>
@@ -5028,23 +5388,25 @@
           <w:sz w:val="21"/>
           <w:szCs w:val="21"/>
         </w:rPr>
-        <w:t>Eddie Yang</w:t>
-      </w:r>
-      <w:r>
+        <w:t>)</w:t>
+      </w:r>
+    </w:p>
+    <w:p>
+      <w:pPr>
+        <w:ind w:left="720"/>
         <w:rPr>
           <w:rFonts w:ascii="Times New Roman" w:eastAsia="Times New Roman" w:hAnsi="Times New Roman" w:cs="Times New Roman"/>
           <w:sz w:val="21"/>
           <w:szCs w:val="21"/>
         </w:rPr>
-        <w:t xml:space="preserve"> (Boston College ’28)</w:t>
-      </w:r>
+      </w:pPr>
       <w:r>
         <w:rPr>
           <w:rFonts w:ascii="Times New Roman" w:eastAsia="Times New Roman" w:hAnsi="Times New Roman" w:cs="Times New Roman"/>
           <w:sz w:val="21"/>
           <w:szCs w:val="21"/>
         </w:rPr>
-        <w:t xml:space="preserve">, </w:t>
+        <w:t>Sophia Stanton</w:t>
       </w:r>
       <w:r>
         <w:rPr>
@@ -5052,7 +5414,7 @@
           <w:sz w:val="21"/>
           <w:szCs w:val="21"/>
         </w:rPr>
-        <w:t>^</w:t>
+        <w:t xml:space="preserve"> (</w:t>
       </w:r>
       <w:r>
         <w:rPr>
@@ -5060,23 +5422,25 @@
           <w:sz w:val="21"/>
           <w:szCs w:val="21"/>
         </w:rPr>
-        <w:t>Kayla Philip</w:t>
-      </w:r>
-      <w:r>
+        <w:t>BC RA)</w:t>
+      </w:r>
+    </w:p>
+    <w:p>
+      <w:pPr>
+        <w:ind w:left="720"/>
         <w:rPr>
           <w:rFonts w:ascii="Times New Roman" w:eastAsia="Times New Roman" w:hAnsi="Times New Roman" w:cs="Times New Roman"/>
           <w:sz w:val="21"/>
           <w:szCs w:val="21"/>
         </w:rPr>
-        <w:t xml:space="preserve"> (Wellesley ’27)</w:t>
-      </w:r>
+      </w:pPr>
       <w:r>
         <w:rPr>
           <w:rFonts w:ascii="Times New Roman" w:eastAsia="Times New Roman" w:hAnsi="Times New Roman" w:cs="Times New Roman"/>
           <w:sz w:val="21"/>
           <w:szCs w:val="21"/>
         </w:rPr>
-        <w:t xml:space="preserve">, </w:t>
+        <w:t>Eddie Yang</w:t>
       </w:r>
       <w:r>
         <w:rPr>
@@ -5084,7 +5448,7 @@
           <w:sz w:val="21"/>
           <w:szCs w:val="21"/>
         </w:rPr>
-        <w:t>^</w:t>
+        <w:t xml:space="preserve"> (</w:t>
       </w:r>
       <w:r>
         <w:rPr>
@@ -5092,7 +5456,7 @@
           <w:sz w:val="21"/>
           <w:szCs w:val="21"/>
         </w:rPr>
-        <w:t>Sarah Babitz</w:t>
+        <w:t>BC RA</w:t>
       </w:r>
       <w:r>
         <w:rPr>
@@ -5100,7 +5464,7 @@
           <w:sz w:val="21"/>
           <w:szCs w:val="21"/>
         </w:rPr>
-        <w:t xml:space="preserve"> (Wellesley ’27)</w:t>
+        <w:t>, thesis student</w:t>
       </w:r>
       <w:r>
         <w:rPr>
@@ -5108,23 +5472,25 @@
           <w:sz w:val="21"/>
           <w:szCs w:val="21"/>
         </w:rPr>
-        <w:t xml:space="preserve">, </w:t>
-      </w:r>
-      <w:r>
+        <w:t>)</w:t>
+      </w:r>
+    </w:p>
+    <w:p>
+      <w:pPr>
+        <w:ind w:left="720"/>
         <w:rPr>
           <w:rFonts w:ascii="Times New Roman" w:eastAsia="Times New Roman" w:hAnsi="Times New Roman" w:cs="Times New Roman"/>
           <w:sz w:val="21"/>
           <w:szCs w:val="21"/>
         </w:rPr>
-        <w:t>*</w:t>
-      </w:r>
+      </w:pPr>
       <w:r>
         <w:rPr>
           <w:rFonts w:ascii="Times New Roman" w:eastAsia="Times New Roman" w:hAnsi="Times New Roman" w:cs="Times New Roman"/>
           <w:sz w:val="21"/>
           <w:szCs w:val="21"/>
         </w:rPr>
-        <w:t>Giana Kim</w:t>
+        <w:t>Kayla Philip</w:t>
       </w:r>
       <w:r>
         <w:rPr>
@@ -5132,7 +5498,231 @@
           <w:sz w:val="21"/>
           <w:szCs w:val="21"/>
         </w:rPr>
-        <w:t xml:space="preserve"> (Boston College ’28), Teal Swanson (Boston College ’30), Chase Hearon (Boston College ’27)</w:t>
+        <w:t xml:space="preserve"> (</w:t>
+      </w:r>
+      <w:r>
+        <w:rPr>
+          <w:rFonts w:ascii="Times New Roman" w:eastAsia="Times New Roman" w:hAnsi="Times New Roman" w:cs="Times New Roman"/>
+          <w:sz w:val="21"/>
+          <w:szCs w:val="21"/>
+        </w:rPr>
+        <w:t xml:space="preserve">BC </w:t>
+      </w:r>
+      <w:r>
+        <w:rPr>
+          <w:rFonts w:ascii="Times New Roman" w:eastAsia="Times New Roman" w:hAnsi="Times New Roman" w:cs="Times New Roman"/>
+          <w:sz w:val="21"/>
+          <w:szCs w:val="21"/>
+        </w:rPr>
+        <w:t>s</w:t>
+      </w:r>
+      <w:r>
+        <w:rPr>
+          <w:rFonts w:ascii="Times New Roman" w:eastAsia="Times New Roman" w:hAnsi="Times New Roman" w:cs="Times New Roman"/>
+          <w:sz w:val="21"/>
+          <w:szCs w:val="21"/>
+        </w:rPr>
+        <w:t xml:space="preserve">ummer </w:t>
+      </w:r>
+      <w:r>
+        <w:rPr>
+          <w:rFonts w:ascii="Times New Roman" w:eastAsia="Times New Roman" w:hAnsi="Times New Roman" w:cs="Times New Roman"/>
+          <w:sz w:val="21"/>
+          <w:szCs w:val="21"/>
+        </w:rPr>
+        <w:t>i</w:t>
+      </w:r>
+      <w:r>
+        <w:rPr>
+          <w:rFonts w:ascii="Times New Roman" w:eastAsia="Times New Roman" w:hAnsi="Times New Roman" w:cs="Times New Roman"/>
+          <w:sz w:val="21"/>
+          <w:szCs w:val="21"/>
+        </w:rPr>
+        <w:t>ntern</w:t>
+      </w:r>
+      <w:r>
+        <w:rPr>
+          <w:rFonts w:ascii="Times New Roman" w:eastAsia="Times New Roman" w:hAnsi="Times New Roman" w:cs="Times New Roman"/>
+          <w:sz w:val="21"/>
+          <w:szCs w:val="21"/>
+        </w:rPr>
+        <w:t>, RA</w:t>
+      </w:r>
+      <w:r>
+        <w:rPr>
+          <w:rFonts w:ascii="Times New Roman" w:eastAsia="Times New Roman" w:hAnsi="Times New Roman" w:cs="Times New Roman"/>
+          <w:sz w:val="21"/>
+          <w:szCs w:val="21"/>
+        </w:rPr>
+        <w:t>)</w:t>
+      </w:r>
+    </w:p>
+    <w:p>
+      <w:pPr>
+        <w:ind w:left="720"/>
+        <w:rPr>
+          <w:rFonts w:ascii="Times New Roman" w:eastAsia="Times New Roman" w:hAnsi="Times New Roman" w:cs="Times New Roman"/>
+          <w:sz w:val="21"/>
+          <w:szCs w:val="21"/>
+        </w:rPr>
+      </w:pPr>
+      <w:r>
+        <w:rPr>
+          <w:rFonts w:ascii="Times New Roman" w:eastAsia="Times New Roman" w:hAnsi="Times New Roman" w:cs="Times New Roman"/>
+          <w:sz w:val="21"/>
+          <w:szCs w:val="21"/>
+        </w:rPr>
+        <w:t>Sarah Babitz</w:t>
+      </w:r>
+      <w:r>
+        <w:rPr>
+          <w:rFonts w:ascii="Times New Roman" w:eastAsia="Times New Roman" w:hAnsi="Times New Roman" w:cs="Times New Roman"/>
+          <w:sz w:val="21"/>
+          <w:szCs w:val="21"/>
+        </w:rPr>
+        <w:t xml:space="preserve"> (</w:t>
+      </w:r>
+      <w:r>
+        <w:rPr>
+          <w:rFonts w:ascii="Times New Roman" w:eastAsia="Times New Roman" w:hAnsi="Times New Roman" w:cs="Times New Roman"/>
+          <w:sz w:val="21"/>
+          <w:szCs w:val="21"/>
+        </w:rPr>
+        <w:t xml:space="preserve">BC </w:t>
+      </w:r>
+      <w:r>
+        <w:rPr>
+          <w:rFonts w:ascii="Times New Roman" w:eastAsia="Times New Roman" w:hAnsi="Times New Roman" w:cs="Times New Roman"/>
+          <w:sz w:val="21"/>
+          <w:szCs w:val="21"/>
+        </w:rPr>
+        <w:t>s</w:t>
+      </w:r>
+      <w:r>
+        <w:rPr>
+          <w:rFonts w:ascii="Times New Roman" w:eastAsia="Times New Roman" w:hAnsi="Times New Roman" w:cs="Times New Roman"/>
+          <w:sz w:val="21"/>
+          <w:szCs w:val="21"/>
+        </w:rPr>
+        <w:t xml:space="preserve">ummer </w:t>
+      </w:r>
+      <w:r>
+        <w:rPr>
+          <w:rFonts w:ascii="Times New Roman" w:eastAsia="Times New Roman" w:hAnsi="Times New Roman" w:cs="Times New Roman"/>
+          <w:sz w:val="21"/>
+          <w:szCs w:val="21"/>
+        </w:rPr>
+        <w:t>i</w:t>
+      </w:r>
+      <w:r>
+        <w:rPr>
+          <w:rFonts w:ascii="Times New Roman" w:eastAsia="Times New Roman" w:hAnsi="Times New Roman" w:cs="Times New Roman"/>
+          <w:sz w:val="21"/>
+          <w:szCs w:val="21"/>
+        </w:rPr>
+        <w:t>ntern)</w:t>
+      </w:r>
+    </w:p>
+    <w:p>
+      <w:pPr>
+        <w:ind w:left="720"/>
+        <w:rPr>
+          <w:rFonts w:ascii="Times New Roman" w:eastAsia="Times New Roman" w:hAnsi="Times New Roman" w:cs="Times New Roman"/>
+          <w:sz w:val="21"/>
+          <w:szCs w:val="21"/>
+        </w:rPr>
+      </w:pPr>
+      <w:r>
+        <w:rPr>
+          <w:rFonts w:ascii="Times New Roman" w:eastAsia="Times New Roman" w:hAnsi="Times New Roman" w:cs="Times New Roman"/>
+          <w:sz w:val="21"/>
+          <w:szCs w:val="21"/>
+        </w:rPr>
+        <w:t>Giana Kim</w:t>
+      </w:r>
+      <w:r>
+        <w:rPr>
+          <w:rFonts w:ascii="Times New Roman" w:eastAsia="Times New Roman" w:hAnsi="Times New Roman" w:cs="Times New Roman"/>
+          <w:sz w:val="21"/>
+          <w:szCs w:val="21"/>
+        </w:rPr>
+        <w:t xml:space="preserve"> (</w:t>
+      </w:r>
+      <w:r>
+        <w:rPr>
+          <w:rFonts w:ascii="Times New Roman" w:eastAsia="Times New Roman" w:hAnsi="Times New Roman" w:cs="Times New Roman"/>
+          <w:sz w:val="21"/>
+          <w:szCs w:val="21"/>
+        </w:rPr>
+        <w:t>BC RA</w:t>
+      </w:r>
+      <w:r>
+        <w:rPr>
+          <w:rFonts w:ascii="Times New Roman" w:eastAsia="Times New Roman" w:hAnsi="Times New Roman" w:cs="Times New Roman"/>
+          <w:sz w:val="21"/>
+          <w:szCs w:val="21"/>
+        </w:rPr>
+        <w:t>, thesis student</w:t>
+      </w:r>
+      <w:r>
+        <w:rPr>
+          <w:rFonts w:ascii="Times New Roman" w:eastAsia="Times New Roman" w:hAnsi="Times New Roman" w:cs="Times New Roman"/>
+          <w:sz w:val="21"/>
+          <w:szCs w:val="21"/>
+        </w:rPr>
+        <w:t>)</w:t>
+      </w:r>
+    </w:p>
+    <w:p>
+      <w:pPr>
+        <w:ind w:left="720"/>
+        <w:rPr>
+          <w:rFonts w:ascii="Times New Roman" w:eastAsia="Times New Roman" w:hAnsi="Times New Roman" w:cs="Times New Roman"/>
+          <w:sz w:val="21"/>
+          <w:szCs w:val="21"/>
+        </w:rPr>
+      </w:pPr>
+      <w:r>
+        <w:rPr>
+          <w:rFonts w:ascii="Times New Roman" w:eastAsia="Times New Roman" w:hAnsi="Times New Roman" w:cs="Times New Roman"/>
+          <w:sz w:val="21"/>
+          <w:szCs w:val="21"/>
+        </w:rPr>
+        <w:t>Teal Swanson (</w:t>
+      </w:r>
+      <w:r>
+        <w:rPr>
+          <w:rFonts w:ascii="Times New Roman" w:eastAsia="Times New Roman" w:hAnsi="Times New Roman" w:cs="Times New Roman"/>
+          <w:sz w:val="21"/>
+          <w:szCs w:val="21"/>
+        </w:rPr>
+        <w:t>BC RA)</w:t>
+      </w:r>
+    </w:p>
+    <w:p>
+      <w:pPr>
+        <w:ind w:left="720"/>
+        <w:rPr>
+          <w:rFonts w:ascii="Times New Roman" w:eastAsia="Times New Roman" w:hAnsi="Times New Roman" w:cs="Times New Roman"/>
+          <w:sz w:val="21"/>
+          <w:szCs w:val="21"/>
+        </w:rPr>
+      </w:pPr>
+      <w:r>
+        <w:rPr>
+          <w:rFonts w:ascii="Times New Roman" w:eastAsia="Times New Roman" w:hAnsi="Times New Roman" w:cs="Times New Roman"/>
+          <w:sz w:val="21"/>
+          <w:szCs w:val="21"/>
+        </w:rPr>
+        <w:t>Chase Hearon (</w:t>
+      </w:r>
+      <w:r>
+        <w:rPr>
+          <w:rFonts w:ascii="Times New Roman" w:eastAsia="Times New Roman" w:hAnsi="Times New Roman" w:cs="Times New Roman"/>
+          <w:sz w:val="21"/>
+          <w:szCs w:val="21"/>
+        </w:rPr>
+        <w:t>BC RA)</w:t>
       </w:r>
     </w:p>
     <w:p>
